--- a/Transfer Project Taras.docx
+++ b/Transfer Project Taras.docx
@@ -1586,6 +1586,9 @@
     </w:p>
     <w:p>
       <w:r>
+        <w:rPr>
+          <w:noProof/>
+        </w:rPr>
         <w:drawing>
           <wp:inline distT="0" distB="0" distL="0" distR="0" wp14:anchorId="010BFFA9" wp14:editId="0EEE6D8F">
             <wp:extent cx="5731510" cy="2995295"/>
@@ -1646,6 +1649,9 @@
     <w:p/>
     <w:p>
       <w:r>
+        <w:rPr>
+          <w:noProof/>
+        </w:rPr>
         <w:drawing>
           <wp:inline distT="0" distB="0" distL="0" distR="0" wp14:anchorId="0CE1058A" wp14:editId="4D01564A">
             <wp:extent cx="5731510" cy="2900680"/>
@@ -1688,19 +1694,14 @@
         <w:t xml:space="preserve">Also the ability to select the seat pricing is </w:t>
       </w:r>
       <w:r>
-        <w:t xml:space="preserve">cool with the seat types being colour coded for </w:t>
-      </w:r>
-      <w:proofErr w:type="spellStart"/>
-      <w:r>
-        <w:t>easy</w:t>
-      </w:r>
-      <w:proofErr w:type="spellEnd"/>
-      <w:r>
-        <w:t xml:space="preserve"> of use</w:t>
-      </w:r>
-    </w:p>
-    <w:p>
-      <w:r>
+        <w:t>cool with the seat types being colour coded for easy of use</w:t>
+      </w:r>
+    </w:p>
+    <w:p>
+      <w:r>
+        <w:rPr>
+          <w:noProof/>
+        </w:rPr>
         <w:lastRenderedPageBreak/>
         <w:drawing>
           <wp:inline distT="0" distB="0" distL="0" distR="0" wp14:anchorId="089B765A" wp14:editId="5A5318EE">
@@ -1761,6 +1762,9 @@
     </w:p>
     <w:p>
       <w:r>
+        <w:rPr>
+          <w:noProof/>
+        </w:rPr>
         <w:drawing>
           <wp:inline distT="0" distB="0" distL="0" distR="0" wp14:anchorId="475F90D5" wp14:editId="4EFB6686">
             <wp:extent cx="5731510" cy="2821940"/>
@@ -1806,6 +1810,9 @@
     </w:p>
     <w:p>
       <w:r>
+        <w:rPr>
+          <w:noProof/>
+        </w:rPr>
         <w:lastRenderedPageBreak/>
         <w:drawing>
           <wp:inline distT="0" distB="0" distL="0" distR="0" wp14:anchorId="73D43E2A" wp14:editId="4A819D59">
@@ -1867,6 +1874,9 @@
     </w:p>
     <w:p>
       <w:r>
+        <w:rPr>
+          <w:noProof/>
+        </w:rPr>
         <w:drawing>
           <wp:inline distT="0" distB="0" distL="0" distR="0" wp14:anchorId="62DE2E9E" wp14:editId="629355EB">
             <wp:extent cx="5731510" cy="2870200"/>
@@ -1947,6 +1957,94 @@
     </w:p>
     <w:p>
       <w:pPr>
+        <w:pStyle w:val="ListParagraph"/>
+        <w:numPr>
+          <w:ilvl w:val="0"/>
+          <w:numId w:val="4"/>
+        </w:numPr>
+      </w:pPr>
+      <w:r>
+        <w:t>Be able to</w:t>
+      </w:r>
+      <w:r>
+        <w:t xml:space="preserve"> view </w:t>
+      </w:r>
+      <w:r>
+        <w:t>how many performances are currently running</w:t>
+      </w:r>
+    </w:p>
+    <w:p>
+      <w:pPr>
+        <w:pStyle w:val="ListParagraph"/>
+        <w:numPr>
+          <w:ilvl w:val="1"/>
+          <w:numId w:val="4"/>
+        </w:numPr>
+      </w:pPr>
+      <w:r>
+        <w:t>Be able to view the number of seats sold in each performance</w:t>
+      </w:r>
+      <w:r>
+        <w:t xml:space="preserve"> and which seats were sold</w:t>
+      </w:r>
+    </w:p>
+    <w:p>
+      <w:pPr>
+        <w:pStyle w:val="ListParagraph"/>
+        <w:numPr>
+          <w:ilvl w:val="0"/>
+          <w:numId w:val="4"/>
+        </w:numPr>
+      </w:pPr>
+      <w:r>
+        <w:lastRenderedPageBreak/>
+        <w:t xml:space="preserve">Be able to view the total </w:t>
+      </w:r>
+      <w:r>
+        <w:t>revenue generated</w:t>
+      </w:r>
+    </w:p>
+    <w:p>
+      <w:pPr>
+        <w:pStyle w:val="ListParagraph"/>
+        <w:numPr>
+          <w:ilvl w:val="0"/>
+          <w:numId w:val="4"/>
+        </w:numPr>
+      </w:pPr>
+      <w:r>
+        <w:t xml:space="preserve">Be able to view past performances and their statistics </w:t>
+      </w:r>
+    </w:p>
+    <w:p>
+      <w:pPr>
+        <w:pStyle w:val="ListParagraph"/>
+        <w:numPr>
+          <w:ilvl w:val="1"/>
+          <w:numId w:val="4"/>
+        </w:numPr>
+      </w:pPr>
+      <w:r>
+        <w:t>Have a graphical representation of the income generated over time across all performances run</w:t>
+      </w:r>
+    </w:p>
+    <w:p>
+      <w:pPr>
+        <w:pStyle w:val="ListParagraph"/>
+        <w:numPr>
+          <w:ilvl w:val="0"/>
+          <w:numId w:val="4"/>
+        </w:numPr>
+      </w:pPr>
+      <w:r>
+        <w:t xml:space="preserve">Be able to </w:t>
+      </w:r>
+      <w:r>
+        <w:t>create new performances and add them to the system for people to be able to book seats to</w:t>
+      </w:r>
+    </w:p>
+    <w:p>
+      <w:pPr>
         <w:pStyle w:val="Heading3"/>
       </w:pPr>
       <w:bookmarkStart w:id="3" w:name="_Toc897444257"/>
@@ -1958,6 +2056,78 @@
     <w:p>
       <w:r>
         <w:t xml:space="preserve">The current system is paper based with the performing arts teachers taking notes about any tickets sold. </w:t>
+      </w:r>
+    </w:p>
+    <w:p>
+      <w:r>
+        <w:t>This system has high redundancy due to the need to record all</w:t>
+      </w:r>
+      <w:r>
+        <w:t xml:space="preserve"> data about each record each time even if its not directly related to the booking such as the </w:t>
+      </w:r>
+      <w:r>
+        <w:t>user’s</w:t>
+      </w:r>
+      <w:r>
+        <w:t xml:space="preserve"> name, phone number.</w:t>
+      </w:r>
+      <w:r>
+        <w:t xml:space="preserve"> This can mean that more paper and thus data will need to be stored than is necessary.</w:t>
+      </w:r>
+    </w:p>
+    <w:p>
+      <w:r>
+        <w:t xml:space="preserve">This can lead to data inconsistencies for example if a user were to change their </w:t>
+      </w:r>
+      <w:r>
+        <w:t xml:space="preserve">phone number you wouldn’t be able to easily change that </w:t>
+      </w:r>
+      <w:r>
+        <w:t>user’s</w:t>
+      </w:r>
+      <w:r>
+        <w:t xml:space="preserve"> phone number in 1 place but would have to edit it everywhere</w:t>
+      </w:r>
+      <w:r>
+        <w:t xml:space="preserve"> across the whole database and if you miss some records then it will lead to data inconsistencies.</w:t>
+      </w:r>
+    </w:p>
+    <w:p>
+      <w:r>
+        <w:t xml:space="preserve">Furthermore, due to it being written down on aper it means that the data and bookings cannot easily be </w:t>
+      </w:r>
+      <w:r>
+        <w:t>searched unlike you could on an online database.</w:t>
+      </w:r>
+    </w:p>
+    <w:p>
+      <w:r>
+        <w:t>Secondly</w:t>
+      </w:r>
+      <w:r>
+        <w:t xml:space="preserve"> since it is on paper you cannot </w:t>
+      </w:r>
+      <w:r>
+        <w:t xml:space="preserve">easily check if a unique value has already been recorded such as a seat in a performance which could lead to logical inconsistencies such as two users booking the same seat. </w:t>
+      </w:r>
+    </w:p>
+    <w:p>
+      <w:r>
+        <w:t xml:space="preserve">And </w:t>
+      </w:r>
+      <w:r>
+        <w:t>finally,</w:t>
+      </w:r>
+      <w:r>
+        <w:t xml:space="preserve"> because a </w:t>
+      </w:r>
+      <w:r>
+        <w:t>human is taking down all the tickets manually this can lead to human error which would invalidate or corrupt real bookings which can lead to angry and unfulfilled customers.</w:t>
+      </w:r>
+    </w:p>
+    <w:p>
+      <w:r>
+        <w:br w:type="page"/>
       </w:r>
     </w:p>
     <w:p>
@@ -1973,24 +2143,314 @@
     </w:p>
     <w:p>
       <w:pPr>
-        <w:rPr>
-          <w:rFonts w:asciiTheme="majorHAnsi" w:eastAsiaTheme="majorEastAsia" w:hAnsiTheme="majorHAnsi" w:cstheme="majorBidi"/>
-          <w:color w:val="1F3763" w:themeColor="accent1" w:themeShade="7F"/>
-          <w:sz w:val="24"/>
-          <w:szCs w:val="24"/>
-        </w:rPr>
-      </w:pPr>
+        <w:pStyle w:val="ListParagraph"/>
+        <w:numPr>
+          <w:ilvl w:val="0"/>
+          <w:numId w:val="5"/>
+        </w:numPr>
+      </w:pPr>
+      <w:r>
+        <w:t xml:space="preserve">Have a </w:t>
+      </w:r>
+      <w:r>
+        <w:t>simple login page</w:t>
+      </w:r>
+    </w:p>
+    <w:p>
+      <w:pPr>
+        <w:pStyle w:val="ListParagraph"/>
+        <w:numPr>
+          <w:ilvl w:val="1"/>
+          <w:numId w:val="5"/>
+        </w:numPr>
+      </w:pPr>
+      <w:r>
+        <w:t xml:space="preserve">Have a create account page where users can </w:t>
+      </w:r>
+      <w:r>
+        <w:t>add necessary and optional data to create an account of both a customer</w:t>
+      </w:r>
+      <w:r>
+        <w:t xml:space="preserve"> (normal or special guest)</w:t>
+      </w:r>
+      <w:r>
+        <w:t xml:space="preserve"> and staff level account</w:t>
+      </w:r>
+    </w:p>
+    <w:p>
+      <w:pPr>
+        <w:pStyle w:val="ListParagraph"/>
+        <w:numPr>
+          <w:ilvl w:val="0"/>
+          <w:numId w:val="5"/>
+        </w:numPr>
+      </w:pPr>
+      <w:r>
+        <w:t xml:space="preserve">A page to view all performances that </w:t>
+      </w:r>
+      <w:r>
+        <w:t>are yet to be taking place and an option to select between any of them</w:t>
+      </w:r>
+    </w:p>
+    <w:p>
+      <w:pPr>
+        <w:pStyle w:val="ListParagraph"/>
+        <w:numPr>
+          <w:ilvl w:val="1"/>
+          <w:numId w:val="5"/>
+        </w:numPr>
+      </w:pPr>
+      <w:r>
+        <w:t>Show all relevant information about the selected performance such as its date, description, event type</w:t>
+      </w:r>
+      <w:r>
+        <w:t xml:space="preserve">, </w:t>
+      </w:r>
+      <w:r>
+        <w:t>quantity of seats available</w:t>
+      </w:r>
+      <w:r>
+        <w:t xml:space="preserve"> and a visual representation of the booked seats</w:t>
+      </w:r>
+    </w:p>
+    <w:p>
+      <w:pPr>
+        <w:pStyle w:val="ListParagraph"/>
+        <w:numPr>
+          <w:ilvl w:val="0"/>
+          <w:numId w:val="5"/>
+        </w:numPr>
+      </w:pPr>
+      <w:r>
+        <w:t>A customer dashboard</w:t>
+      </w:r>
+    </w:p>
+    <w:p>
+      <w:pPr>
+        <w:pStyle w:val="ListParagraph"/>
+        <w:numPr>
+          <w:ilvl w:val="1"/>
+          <w:numId w:val="5"/>
+        </w:numPr>
+      </w:pPr>
+      <w:r>
+        <w:t xml:space="preserve"> page showing all recent </w:t>
+      </w:r>
+      <w:r>
+        <w:t>tickets/</w:t>
+      </w:r>
+      <w:r>
+        <w:t>transactions</w:t>
+      </w:r>
+      <w:r>
+        <w:t xml:space="preserve"> </w:t>
+      </w:r>
+    </w:p>
+    <w:p>
+      <w:pPr>
+        <w:pStyle w:val="ListParagraph"/>
+        <w:numPr>
+          <w:ilvl w:val="1"/>
+          <w:numId w:val="5"/>
+        </w:numPr>
+      </w:pPr>
+      <w:r>
+        <w:t xml:space="preserve">A page to book new seats at any </w:t>
+      </w:r>
+      <w:r>
+        <w:t xml:space="preserve">yet to take place event </w:t>
+      </w:r>
+    </w:p>
+    <w:p>
+      <w:pPr>
+        <w:pStyle w:val="ListParagraph"/>
+        <w:numPr>
+          <w:ilvl w:val="2"/>
+          <w:numId w:val="5"/>
+        </w:numPr>
+      </w:pPr>
+      <w:r>
+        <w:t>With the inability to book seats with a space in between them</w:t>
+      </w:r>
+    </w:p>
+    <w:p>
+      <w:pPr>
+        <w:pStyle w:val="ListParagraph"/>
+        <w:numPr>
+          <w:ilvl w:val="0"/>
+          <w:numId w:val="5"/>
+        </w:numPr>
+      </w:pPr>
+      <w:r>
+        <w:t>A staff dashboard</w:t>
+      </w:r>
+    </w:p>
+    <w:p>
+      <w:pPr>
+        <w:pStyle w:val="ListParagraph"/>
+        <w:numPr>
+          <w:ilvl w:val="1"/>
+          <w:numId w:val="5"/>
+        </w:numPr>
+      </w:pPr>
+      <w:r>
+        <w:t xml:space="preserve">page to show all currently pending to approve ticket purchases from customers with all relevant info for each booking displayed </w:t>
+      </w:r>
+      <w:r>
+        <w:t>with a simple tick or x to respond with</w:t>
+      </w:r>
+    </w:p>
+    <w:p>
+      <w:pPr>
+        <w:pStyle w:val="ListParagraph"/>
+        <w:numPr>
+          <w:ilvl w:val="1"/>
+          <w:numId w:val="5"/>
+        </w:numPr>
+      </w:pPr>
+      <w:r>
+        <w:t>The option to select any performance and block seats</w:t>
+      </w:r>
+      <w:r>
+        <w:t xml:space="preserve"> from being able to be booked</w:t>
+      </w:r>
+    </w:p>
+    <w:p>
+      <w:pPr>
+        <w:pStyle w:val="ListParagraph"/>
+        <w:numPr>
+          <w:ilvl w:val="1"/>
+          <w:numId w:val="5"/>
+        </w:numPr>
+      </w:pPr>
+      <w:r>
+        <w:t>The ability to search for a customer and see all their bookings</w:t>
+      </w:r>
+    </w:p>
+    <w:p>
+      <w:pPr>
+        <w:pStyle w:val="ListParagraph"/>
+        <w:numPr>
+          <w:ilvl w:val="0"/>
+          <w:numId w:val="5"/>
+        </w:numPr>
+      </w:pPr>
+      <w:r>
+        <w:t>An Admin dashboard</w:t>
+      </w:r>
+    </w:p>
+    <w:p>
+      <w:pPr>
+        <w:pStyle w:val="ListParagraph"/>
+        <w:numPr>
+          <w:ilvl w:val="1"/>
+          <w:numId w:val="5"/>
+        </w:numPr>
+      </w:pPr>
+      <w:r>
+        <w:t>Can view all registered users and can remove staff privileges</w:t>
+      </w:r>
+    </w:p>
+    <w:p>
+      <w:pPr>
+        <w:pStyle w:val="ListParagraph"/>
+        <w:numPr>
+          <w:ilvl w:val="1"/>
+          <w:numId w:val="5"/>
+        </w:numPr>
+      </w:pPr>
+      <w:r>
+        <w:t>Can see all revenue and statistics on a separate page</w:t>
+      </w:r>
+    </w:p>
+    <w:p>
+      <w:pPr>
+        <w:pStyle w:val="ListParagraph"/>
+        <w:numPr>
+          <w:ilvl w:val="1"/>
+          <w:numId w:val="5"/>
+        </w:numPr>
+      </w:pPr>
+      <w:r>
+        <w:t>Receives</w:t>
+      </w:r>
+      <w:r>
+        <w:t xml:space="preserve"> a notification each time a</w:t>
+      </w:r>
+      <w:r>
+        <w:t>n account is being created to approve or deny it</w:t>
+      </w:r>
+    </w:p>
+    <w:p>
+      <w:pPr>
+        <w:pStyle w:val="ListParagraph"/>
+        <w:numPr>
+          <w:ilvl w:val="1"/>
+          <w:numId w:val="5"/>
+        </w:numPr>
+      </w:pPr>
+      <w:r>
+        <w:t xml:space="preserve">Also receives </w:t>
+      </w:r>
+      <w:r>
+        <w:t>currently pending ticket purchases from customers like staff</w:t>
+      </w:r>
+    </w:p>
+    <w:p>
+      <w:pPr>
+        <w:pStyle w:val="ListParagraph"/>
+        <w:numPr>
+          <w:ilvl w:val="1"/>
+          <w:numId w:val="5"/>
+        </w:numPr>
+      </w:pPr>
+      <w:r>
+        <w:t>Can create performances</w:t>
+      </w:r>
+    </w:p>
+    <w:p>
+      <w:pPr>
+        <w:pStyle w:val="ListParagraph"/>
+        <w:numPr>
+          <w:ilvl w:val="0"/>
+          <w:numId w:val="5"/>
+        </w:numPr>
+      </w:pPr>
+      <w:r>
+        <w:t xml:space="preserve">An option to send an email of the ticket/booking to the customer if they </w:t>
+      </w:r>
+      <w:r>
+        <w:t>agreed to and have registered their email</w:t>
+      </w:r>
+    </w:p>
+    <w:p>
+      <w:pPr>
+        <w:pStyle w:val="ListParagraph"/>
+        <w:numPr>
+          <w:ilvl w:val="0"/>
+          <w:numId w:val="5"/>
+        </w:numPr>
+      </w:pPr>
+      <w:r>
+        <w:t>Have price reductions if you are under 18 or over 65 years old</w:t>
+      </w:r>
+    </w:p>
+    <w:p>
       <w:r>
         <w:br w:type="page"/>
       </w:r>
     </w:p>
     <w:p>
       <w:pPr>
+        <w:pStyle w:val="ListParagraph"/>
+      </w:pPr>
+    </w:p>
+    <w:p>
+      <w:pPr>
         <w:pStyle w:val="Heading2"/>
       </w:pPr>
       <w:bookmarkStart w:id="5" w:name="_Toc315845151"/>
       <w:r>
-        <w:lastRenderedPageBreak/>
         <w:t>Design</w:t>
       </w:r>
       <w:bookmarkEnd w:id="5"/>
@@ -2293,7 +2753,13 @@
     </w:p>
     <w:p>
       <w:r>
-        <w:t>Include all your UML here, this could be an ERD</w:t>
+        <w:t>Include all your UML here, this could be</w:t>
+      </w:r>
+      <w:r>
+        <w:t xml:space="preserve"> </w:t>
+      </w:r>
+      <w:r>
+        <w:t xml:space="preserve"> an ERD</w:t>
       </w:r>
       <w:r>
         <w:t xml:space="preserve">, </w:t>
@@ -2311,6 +2777,7 @@
       </w:pPr>
       <w:bookmarkStart w:id="11" w:name="_Toc1571434351"/>
       <w:r>
+        <w:lastRenderedPageBreak/>
         <w:t>Data Dictionary</w:t>
       </w:r>
       <w:bookmarkEnd w:id="11"/>
@@ -2340,7 +2807,6 @@
           </w:tcPr>
           <w:p>
             <w:r>
-              <w:lastRenderedPageBreak/>
               <w:t>Attribute/Field</w:t>
             </w:r>
           </w:p>
@@ -2599,24 +3065,11 @@
     </w:p>
     <w:p/>
     <w:p>
-      <w:proofErr w:type="spellStart"/>
-      <w:r>
-        <w:t>Im</w:t>
-      </w:r>
-      <w:proofErr w:type="spellEnd"/>
-      <w:r>
-        <w:t xml:space="preserve"> trying to design the button layout for the theatre </w:t>
-      </w:r>
-      <w:r>
-        <w:t xml:space="preserve">and the seat icons aren’t aligning directly on the buttons which are </w:t>
-      </w:r>
-      <w:proofErr w:type="spellStart"/>
-      <w:r>
-        <w:t>layed</w:t>
-      </w:r>
-      <w:proofErr w:type="spellEnd"/>
-      <w:r>
-        <w:t xml:space="preserve"> out as intended. I think I will crop the images very precisely on the left hand side so that when they are placed in the button </w:t>
+      <w:r>
+        <w:t xml:space="preserve">Im trying to design the button layout for the theatre </w:t>
+      </w:r>
+      <w:r>
+        <w:t xml:space="preserve">and the seat icons aren’t aligning directly on the buttons which are layed out as intended. I think I will crop the images very precisely on the left hand side so that when they are placed in the button </w:t>
       </w:r>
       <w:r>
         <w:t>from the left it begins with the actual visible part of the icon.</w:t>
@@ -2832,27 +3285,218 @@
         <w:pStyle w:val="NoSpacing"/>
       </w:pPr>
       <w:r>
-        <w:t xml:space="preserve">I managed to get the bottom row to work as </w:t>
-      </w:r>
-      <w:proofErr w:type="spellStart"/>
-      <w:r>
-        <w:t>imtented</w:t>
-      </w:r>
-      <w:proofErr w:type="spellEnd"/>
-      <w:r>
-        <w:t xml:space="preserve"> with the seats aligning in the center</w:t>
-      </w:r>
-      <w:r>
-        <w:t xml:space="preserve">, now I will remove all the </w:t>
-      </w:r>
-      <w:proofErr w:type="spellStart"/>
-      <w:r>
-        <w:t>colouring</w:t>
-      </w:r>
-      <w:proofErr w:type="spellEnd"/>
-      <w:r>
-        <w:t xml:space="preserve"> and apply the same padding-0 to the rest of the buttons</w:t>
-      </w:r>
+        <w:t>I managed to get the bottom row to work as imtented with the seats aligning in the center</w:t>
+      </w:r>
+      <w:r>
+        <w:t>, now I will remove all the colouring and apply the same padding-0 to the rest of the buttons</w:t>
+      </w:r>
+    </w:p>
+    <w:p>
+      <w:pPr>
+        <w:pStyle w:val="NoSpacing"/>
+      </w:pPr>
+    </w:p>
+    <w:p>
+      <w:pPr>
+        <w:pStyle w:val="NoSpacing"/>
+      </w:pPr>
+      <w:r>
+        <w:t>---------------------------------------------------------------------------------------------------------------------------------</w:t>
+      </w:r>
+    </w:p>
+    <w:p>
+      <w:pPr>
+        <w:pStyle w:val="NoSpacing"/>
+      </w:pPr>
+      <w:r>
+        <w:t xml:space="preserve">For account creation I think it will be wise to store the </w:t>
+      </w:r>
+      <w:r>
+        <w:t>user’s</w:t>
+      </w:r>
+      <w:r>
+        <w:t xml:space="preserve"> password hash so that I do not </w:t>
+      </w:r>
+      <w:r>
+        <w:t>store the real password directly. I will look online for simple ways to encrypt passwords in python</w:t>
+      </w:r>
+      <w:r>
+        <w:t xml:space="preserve"> since I don’t think my </w:t>
+      </w:r>
+      <w:r>
+        <w:t xml:space="preserve">own encryptors from the previous project will </w:t>
+      </w:r>
+      <w:r>
+        <w:t>succeed</w:t>
+      </w:r>
+      <w:r>
+        <w:t xml:space="preserve"> here since you must store their keys separately and securely or else the password can easily be decrypted </w:t>
+      </w:r>
+      <w:r>
+        <w:t>however I could use my RSA cipher but it is fairly slow and I would like to explore alternatives online.</w:t>
+      </w:r>
+      <w:r>
+        <w:tab/>
+      </w:r>
+    </w:p>
+    <w:p>
+      <w:pPr>
+        <w:pStyle w:val="NoSpacing"/>
+      </w:pPr>
+      <w:r>
+        <w:rPr>
+          <w:noProof/>
+        </w:rPr>
+        <w:lastRenderedPageBreak/>
+        <w:drawing>
+          <wp:inline distT="0" distB="0" distL="0" distR="0" wp14:anchorId="464BC7B1" wp14:editId="6EA22225">
+            <wp:extent cx="5731510" cy="3310890"/>
+            <wp:effectExtent l="0" t="0" r="2540" b="3810"/>
+            <wp:docPr id="450247726" name="Picture 1"/>
+            <wp:cNvGraphicFramePr>
+              <a:graphicFrameLocks xmlns:a="http://schemas.openxmlformats.org/drawingml/2006/main" noChangeAspect="1"/>
+            </wp:cNvGraphicFramePr>
+            <a:graphic xmlns:a="http://schemas.openxmlformats.org/drawingml/2006/main">
+              <a:graphicData uri="http://schemas.openxmlformats.org/drawingml/2006/picture">
+                <pic:pic xmlns:pic="http://schemas.openxmlformats.org/drawingml/2006/picture">
+                  <pic:nvPicPr>
+                    <pic:cNvPr id="450247726" name=""/>
+                    <pic:cNvPicPr/>
+                  </pic:nvPicPr>
+                  <pic:blipFill>
+                    <a:blip r:embed="rId25"/>
+                    <a:stretch>
+                      <a:fillRect/>
+                    </a:stretch>
+                  </pic:blipFill>
+                  <pic:spPr>
+                    <a:xfrm>
+                      <a:off x="0" y="0"/>
+                      <a:ext cx="5731510" cy="3310890"/>
+                    </a:xfrm>
+                    <a:prstGeom prst="rect">
+                      <a:avLst/>
+                    </a:prstGeom>
+                  </pic:spPr>
+                </pic:pic>
+              </a:graphicData>
+            </a:graphic>
+          </wp:inline>
+        </w:drawing>
+      </w:r>
+    </w:p>
+    <w:p>
+      <w:pPr>
+        <w:pStyle w:val="NoSpacing"/>
+      </w:pPr>
+      <w:r>
+        <w:t>I asked chat gpt the prompt ‘how can I hash a password for a login system?’</w:t>
+      </w:r>
+      <w:r>
+        <w:t xml:space="preserve"> and it returned to me with a python library called bcrypt</w:t>
+      </w:r>
+      <w:r>
+        <w:t xml:space="preserve"> which applies a salt to the password and then hashes it where the hash then becomes </w:t>
+      </w:r>
+      <w:r>
+        <w:t xml:space="preserve">some formatting + the salt + </w:t>
+      </w:r>
+      <w:r>
+        <w:t xml:space="preserve">hashed password which can easily be passed through a checker to see if the </w:t>
+      </w:r>
+      <w:r>
+        <w:t>password entered when hashed matches the stored password hash.</w:t>
+      </w:r>
+    </w:p>
+    <w:p>
+      <w:pPr>
+        <w:pStyle w:val="NoSpacing"/>
+      </w:pPr>
+    </w:p>
+    <w:p>
+      <w:pPr>
+        <w:pStyle w:val="NoSpacing"/>
+      </w:pPr>
+      <w:r>
+        <w:t xml:space="preserve">However upon trying to set up bcrypt I ran into several compatibility issues with the packages to I decided to look again for another hashing library and I found a built in python hashing library called </w:t>
+      </w:r>
+      <w:r>
+        <w:t>hashlib.</w:t>
+      </w:r>
+    </w:p>
+    <w:p>
+      <w:pPr>
+        <w:pStyle w:val="NoSpacing"/>
+      </w:pPr>
+      <w:r>
+        <w:drawing>
+          <wp:inline distT="0" distB="0" distL="0" distR="0" wp14:anchorId="0020B74C" wp14:editId="28856E0F">
+            <wp:extent cx="5731510" cy="2956560"/>
+            <wp:effectExtent l="0" t="0" r="2540" b="0"/>
+            <wp:docPr id="961256773" name="Picture 1"/>
+            <wp:cNvGraphicFramePr>
+              <a:graphicFrameLocks xmlns:a="http://schemas.openxmlformats.org/drawingml/2006/main" noChangeAspect="1"/>
+            </wp:cNvGraphicFramePr>
+            <a:graphic xmlns:a="http://schemas.openxmlformats.org/drawingml/2006/main">
+              <a:graphicData uri="http://schemas.openxmlformats.org/drawingml/2006/picture">
+                <pic:pic xmlns:pic="http://schemas.openxmlformats.org/drawingml/2006/picture">
+                  <pic:nvPicPr>
+                    <pic:cNvPr id="961256773" name=""/>
+                    <pic:cNvPicPr/>
+                  </pic:nvPicPr>
+                  <pic:blipFill>
+                    <a:blip r:embed="rId26"/>
+                    <a:stretch>
+                      <a:fillRect/>
+                    </a:stretch>
+                  </pic:blipFill>
+                  <pic:spPr>
+                    <a:xfrm>
+                      <a:off x="0" y="0"/>
+                      <a:ext cx="5731510" cy="2956560"/>
+                    </a:xfrm>
+                    <a:prstGeom prst="rect">
+                      <a:avLst/>
+                    </a:prstGeom>
+                  </pic:spPr>
+                </pic:pic>
+              </a:graphicData>
+            </a:graphic>
+          </wp:inline>
+        </w:drawing>
+      </w:r>
+    </w:p>
+    <w:p>
+      <w:pPr>
+        <w:pStyle w:val="NoSpacing"/>
+      </w:pPr>
+      <w:r>
+        <w:t xml:space="preserve">Here you can see the official python documentation for the </w:t>
+      </w:r>
+      <w:r>
+        <w:t>password hashing function pbkdf2_hmac</w:t>
+      </w:r>
+      <w:r>
+        <w:t xml:space="preserve"> and all its parameters and suggestions such as using os.</w:t>
+      </w:r>
+      <w:r>
+        <w:t>urandom to generate a random string of bytes to be used as the salt</w:t>
+      </w:r>
+    </w:p>
+    <w:p>
+      <w:pPr>
+        <w:pStyle w:val="NoSpacing"/>
+      </w:pPr>
+    </w:p>
+    <w:p>
+      <w:pPr>
+        <w:pStyle w:val="NoSpacing"/>
+      </w:pPr>
+    </w:p>
+    <w:p>
+      <w:pPr>
+        <w:pStyle w:val="NoSpacing"/>
+      </w:pPr>
     </w:p>
     <w:p>
       <w:pPr>
@@ -3098,12 +3742,12 @@
       <w:pPr>
         <w:pStyle w:val="NoSpacing"/>
         <w:sectPr>
-          <w:headerReference w:type="even" r:id="rId25"/>
-          <w:headerReference w:type="default" r:id="rId26"/>
-          <w:footerReference w:type="even" r:id="rId27"/>
-          <w:footerReference w:type="default" r:id="rId28"/>
-          <w:headerReference w:type="first" r:id="rId29"/>
-          <w:footerReference w:type="first" r:id="rId30"/>
+          <w:headerReference w:type="even" r:id="rId27"/>
+          <w:headerReference w:type="default" r:id="rId28"/>
+          <w:footerReference w:type="even" r:id="rId29"/>
+          <w:footerReference w:type="default" r:id="rId30"/>
+          <w:headerReference w:type="first" r:id="rId31"/>
+          <w:footerReference w:type="first" r:id="rId32"/>
           <w:pgSz w:w="11906" w:h="16838"/>
           <w:pgMar w:top="1440" w:right="1440" w:bottom="1440" w:left="1440" w:header="708" w:footer="708" w:gutter="0"/>
           <w:pgNumType w:start="0"/>
@@ -3663,6 +4307,119 @@
     </w:lvl>
   </w:abstractNum>
   <w:abstractNum w:abstractNumId="1" w15:restartNumberingAfterBreak="0">
+    <w:nsid w:val="1F303C5C"/>
+    <w:multiLevelType w:val="hybridMultilevel"/>
+    <w:tmpl w:val="CC1039F0"/>
+    <w:lvl w:ilvl="0" w:tplc="08090001">
+      <w:start w:val="1"/>
+      <w:numFmt w:val="bullet"/>
+      <w:lvlText w:val=""/>
+      <w:lvlJc w:val="left"/>
+      <w:pPr>
+        <w:ind w:left="720" w:hanging="360"/>
+      </w:pPr>
+      <w:rPr>
+        <w:rFonts w:ascii="Symbol" w:hAnsi="Symbol" w:hint="default"/>
+      </w:rPr>
+    </w:lvl>
+    <w:lvl w:ilvl="1" w:tplc="08090003">
+      <w:start w:val="1"/>
+      <w:numFmt w:val="bullet"/>
+      <w:lvlText w:val="o"/>
+      <w:lvlJc w:val="left"/>
+      <w:pPr>
+        <w:ind w:left="1440" w:hanging="360"/>
+      </w:pPr>
+      <w:rPr>
+        <w:rFonts w:ascii="Courier New" w:hAnsi="Courier New" w:cs="Courier New" w:hint="default"/>
+      </w:rPr>
+    </w:lvl>
+    <w:lvl w:ilvl="2" w:tplc="08090005">
+      <w:start w:val="1"/>
+      <w:numFmt w:val="bullet"/>
+      <w:lvlText w:val=""/>
+      <w:lvlJc w:val="left"/>
+      <w:pPr>
+        <w:ind w:left="2160" w:hanging="360"/>
+      </w:pPr>
+      <w:rPr>
+        <w:rFonts w:ascii="Wingdings" w:hAnsi="Wingdings" w:hint="default"/>
+      </w:rPr>
+    </w:lvl>
+    <w:lvl w:ilvl="3" w:tplc="08090001" w:tentative="1">
+      <w:start w:val="1"/>
+      <w:numFmt w:val="bullet"/>
+      <w:lvlText w:val=""/>
+      <w:lvlJc w:val="left"/>
+      <w:pPr>
+        <w:ind w:left="2880" w:hanging="360"/>
+      </w:pPr>
+      <w:rPr>
+        <w:rFonts w:ascii="Symbol" w:hAnsi="Symbol" w:hint="default"/>
+      </w:rPr>
+    </w:lvl>
+    <w:lvl w:ilvl="4" w:tplc="08090003" w:tentative="1">
+      <w:start w:val="1"/>
+      <w:numFmt w:val="bullet"/>
+      <w:lvlText w:val="o"/>
+      <w:lvlJc w:val="left"/>
+      <w:pPr>
+        <w:ind w:left="3600" w:hanging="360"/>
+      </w:pPr>
+      <w:rPr>
+        <w:rFonts w:ascii="Courier New" w:hAnsi="Courier New" w:cs="Courier New" w:hint="default"/>
+      </w:rPr>
+    </w:lvl>
+    <w:lvl w:ilvl="5" w:tplc="08090005" w:tentative="1">
+      <w:start w:val="1"/>
+      <w:numFmt w:val="bullet"/>
+      <w:lvlText w:val=""/>
+      <w:lvlJc w:val="left"/>
+      <w:pPr>
+        <w:ind w:left="4320" w:hanging="360"/>
+      </w:pPr>
+      <w:rPr>
+        <w:rFonts w:ascii="Wingdings" w:hAnsi="Wingdings" w:hint="default"/>
+      </w:rPr>
+    </w:lvl>
+    <w:lvl w:ilvl="6" w:tplc="08090001" w:tentative="1">
+      <w:start w:val="1"/>
+      <w:numFmt w:val="bullet"/>
+      <w:lvlText w:val=""/>
+      <w:lvlJc w:val="left"/>
+      <w:pPr>
+        <w:ind w:left="5040" w:hanging="360"/>
+      </w:pPr>
+      <w:rPr>
+        <w:rFonts w:ascii="Symbol" w:hAnsi="Symbol" w:hint="default"/>
+      </w:rPr>
+    </w:lvl>
+    <w:lvl w:ilvl="7" w:tplc="08090003" w:tentative="1">
+      <w:start w:val="1"/>
+      <w:numFmt w:val="bullet"/>
+      <w:lvlText w:val="o"/>
+      <w:lvlJc w:val="left"/>
+      <w:pPr>
+        <w:ind w:left="5760" w:hanging="360"/>
+      </w:pPr>
+      <w:rPr>
+        <w:rFonts w:ascii="Courier New" w:hAnsi="Courier New" w:cs="Courier New" w:hint="default"/>
+      </w:rPr>
+    </w:lvl>
+    <w:lvl w:ilvl="8" w:tplc="08090005" w:tentative="1">
+      <w:start w:val="1"/>
+      <w:numFmt w:val="bullet"/>
+      <w:lvlText w:val=""/>
+      <w:lvlJc w:val="left"/>
+      <w:pPr>
+        <w:ind w:left="6480" w:hanging="360"/>
+      </w:pPr>
+      <w:rPr>
+        <w:rFonts w:ascii="Wingdings" w:hAnsi="Wingdings" w:hint="default"/>
+      </w:rPr>
+    </w:lvl>
+  </w:abstractNum>
+  <w:abstractNum w:abstractNumId="2" w15:restartNumberingAfterBreak="0">
     <w:nsid w:val="556600A8"/>
     <w:multiLevelType w:val="hybridMultilevel"/>
     <w:tmpl w:val="C40A41BE"/>
@@ -3775,7 +4532,7 @@
       </w:rPr>
     </w:lvl>
   </w:abstractNum>
-  <w:abstractNum w:abstractNumId="2" w15:restartNumberingAfterBreak="0">
+  <w:abstractNum w:abstractNumId="3" w15:restartNumberingAfterBreak="0">
     <w:nsid w:val="72D47AD9"/>
     <w:multiLevelType w:val="hybridMultilevel"/>
     <w:tmpl w:val="6C22AC4C"/>
@@ -3888,14 +4645,133 @@
       </w:rPr>
     </w:lvl>
   </w:abstractNum>
+  <w:abstractNum w:abstractNumId="4" w15:restartNumberingAfterBreak="0">
+    <w:nsid w:val="7B6F318E"/>
+    <w:multiLevelType w:val="hybridMultilevel"/>
+    <w:tmpl w:val="B73862C0"/>
+    <w:lvl w:ilvl="0" w:tplc="08090001">
+      <w:start w:val="1"/>
+      <w:numFmt w:val="bullet"/>
+      <w:lvlText w:val=""/>
+      <w:lvlJc w:val="left"/>
+      <w:pPr>
+        <w:ind w:left="720" w:hanging="360"/>
+      </w:pPr>
+      <w:rPr>
+        <w:rFonts w:ascii="Symbol" w:hAnsi="Symbol" w:hint="default"/>
+      </w:rPr>
+    </w:lvl>
+    <w:lvl w:ilvl="1" w:tplc="08090003">
+      <w:start w:val="1"/>
+      <w:numFmt w:val="bullet"/>
+      <w:lvlText w:val="o"/>
+      <w:lvlJc w:val="left"/>
+      <w:pPr>
+        <w:ind w:left="1440" w:hanging="360"/>
+      </w:pPr>
+      <w:rPr>
+        <w:rFonts w:ascii="Courier New" w:hAnsi="Courier New" w:cs="Courier New" w:hint="default"/>
+      </w:rPr>
+    </w:lvl>
+    <w:lvl w:ilvl="2" w:tplc="08090005" w:tentative="1">
+      <w:start w:val="1"/>
+      <w:numFmt w:val="bullet"/>
+      <w:lvlText w:val=""/>
+      <w:lvlJc w:val="left"/>
+      <w:pPr>
+        <w:ind w:left="2160" w:hanging="360"/>
+      </w:pPr>
+      <w:rPr>
+        <w:rFonts w:ascii="Wingdings" w:hAnsi="Wingdings" w:hint="default"/>
+      </w:rPr>
+    </w:lvl>
+    <w:lvl w:ilvl="3" w:tplc="08090001" w:tentative="1">
+      <w:start w:val="1"/>
+      <w:numFmt w:val="bullet"/>
+      <w:lvlText w:val=""/>
+      <w:lvlJc w:val="left"/>
+      <w:pPr>
+        <w:ind w:left="2880" w:hanging="360"/>
+      </w:pPr>
+      <w:rPr>
+        <w:rFonts w:ascii="Symbol" w:hAnsi="Symbol" w:hint="default"/>
+      </w:rPr>
+    </w:lvl>
+    <w:lvl w:ilvl="4" w:tplc="08090003" w:tentative="1">
+      <w:start w:val="1"/>
+      <w:numFmt w:val="bullet"/>
+      <w:lvlText w:val="o"/>
+      <w:lvlJc w:val="left"/>
+      <w:pPr>
+        <w:ind w:left="3600" w:hanging="360"/>
+      </w:pPr>
+      <w:rPr>
+        <w:rFonts w:ascii="Courier New" w:hAnsi="Courier New" w:cs="Courier New" w:hint="default"/>
+      </w:rPr>
+    </w:lvl>
+    <w:lvl w:ilvl="5" w:tplc="08090005" w:tentative="1">
+      <w:start w:val="1"/>
+      <w:numFmt w:val="bullet"/>
+      <w:lvlText w:val=""/>
+      <w:lvlJc w:val="left"/>
+      <w:pPr>
+        <w:ind w:left="4320" w:hanging="360"/>
+      </w:pPr>
+      <w:rPr>
+        <w:rFonts w:ascii="Wingdings" w:hAnsi="Wingdings" w:hint="default"/>
+      </w:rPr>
+    </w:lvl>
+    <w:lvl w:ilvl="6" w:tplc="08090001" w:tentative="1">
+      <w:start w:val="1"/>
+      <w:numFmt w:val="bullet"/>
+      <w:lvlText w:val=""/>
+      <w:lvlJc w:val="left"/>
+      <w:pPr>
+        <w:ind w:left="5040" w:hanging="360"/>
+      </w:pPr>
+      <w:rPr>
+        <w:rFonts w:ascii="Symbol" w:hAnsi="Symbol" w:hint="default"/>
+      </w:rPr>
+    </w:lvl>
+    <w:lvl w:ilvl="7" w:tplc="08090003" w:tentative="1">
+      <w:start w:val="1"/>
+      <w:numFmt w:val="bullet"/>
+      <w:lvlText w:val="o"/>
+      <w:lvlJc w:val="left"/>
+      <w:pPr>
+        <w:ind w:left="5760" w:hanging="360"/>
+      </w:pPr>
+      <w:rPr>
+        <w:rFonts w:ascii="Courier New" w:hAnsi="Courier New" w:cs="Courier New" w:hint="default"/>
+      </w:rPr>
+    </w:lvl>
+    <w:lvl w:ilvl="8" w:tplc="08090005" w:tentative="1">
+      <w:start w:val="1"/>
+      <w:numFmt w:val="bullet"/>
+      <w:lvlText w:val=""/>
+      <w:lvlJc w:val="left"/>
+      <w:pPr>
+        <w:ind w:left="6480" w:hanging="360"/>
+      </w:pPr>
+      <w:rPr>
+        <w:rFonts w:ascii="Wingdings" w:hAnsi="Wingdings" w:hint="default"/>
+      </w:rPr>
+    </w:lvl>
+  </w:abstractNum>
   <w:num w:numId="1" w16cid:durableId="1880363397">
-    <w:abstractNumId w:val="1"/>
+    <w:abstractNumId w:val="2"/>
   </w:num>
   <w:num w:numId="2" w16cid:durableId="258300655">
-    <w:abstractNumId w:val="2"/>
+    <w:abstractNumId w:val="3"/>
   </w:num>
   <w:num w:numId="3" w16cid:durableId="2096512536">
     <w:abstractNumId w:val="0"/>
+  </w:num>
+  <w:num w:numId="4" w16cid:durableId="372341911">
+    <w:abstractNumId w:val="4"/>
+  </w:num>
+  <w:num w:numId="5" w16cid:durableId="1478720637">
+    <w:abstractNumId w:val="1"/>
   </w:num>
 </w:numbering>
 </file>

--- a/Transfer Project Taras.docx
+++ b/Transfer Project Taras.docx
@@ -1631,10 +1631,26 @@
         <w:t xml:space="preserve">I </w:t>
       </w:r>
       <w:r>
-        <w:t xml:space="preserve">like the dark theme used here and also the selected seats being displayed with a small person icon however I don’t like the </w:t>
-      </w:r>
-      <w:r>
-        <w:t xml:space="preserve">bland looking seats so I will try to implement the dark theme into my system and also </w:t>
+        <w:t xml:space="preserve">like the dark theme used here </w:t>
+      </w:r>
+      <w:proofErr w:type="gramStart"/>
+      <w:r>
+        <w:t>and also</w:t>
+      </w:r>
+      <w:proofErr w:type="gramEnd"/>
+      <w:r>
+        <w:t xml:space="preserve"> the selected seats being displayed with a small person icon however I don’t like the </w:t>
+      </w:r>
+      <w:r>
+        <w:t xml:space="preserve">bland looking seats so I will try to implement the dark theme into my system </w:t>
+      </w:r>
+      <w:proofErr w:type="gramStart"/>
+      <w:r>
+        <w:t>and also</w:t>
+      </w:r>
+      <w:proofErr w:type="gramEnd"/>
+      <w:r>
+        <w:t xml:space="preserve"> </w:t>
       </w:r>
       <w:r>
         <w:t xml:space="preserve">the seating layout is diverse so I will try to create an exotic layout </w:t>
@@ -1690,11 +1706,24 @@
       </w:r>
     </w:p>
     <w:p>
-      <w:r>
-        <w:t xml:space="preserve">Also the ability to select the seat pricing is </w:t>
-      </w:r>
-      <w:r>
-        <w:t>cool with the seat types being colour coded for easy of use</w:t>
+      <w:proofErr w:type="gramStart"/>
+      <w:r>
+        <w:t>Also</w:t>
+      </w:r>
+      <w:proofErr w:type="gramEnd"/>
+      <w:r>
+        <w:t xml:space="preserve"> the ability to select the seat pricing is </w:t>
+      </w:r>
+      <w:r>
+        <w:t xml:space="preserve">cool with the seat types being colour coded for </w:t>
+      </w:r>
+      <w:proofErr w:type="spellStart"/>
+      <w:r>
+        <w:t>easy</w:t>
+      </w:r>
+      <w:proofErr w:type="spellEnd"/>
+      <w:r>
+        <w:t xml:space="preserve"> of use</w:t>
       </w:r>
     </w:p>
     <w:p>
@@ -1805,7 +1834,15 @@
         <w:t xml:space="preserve">this cinema website has included a time selection and a date selection menu before reaching the </w:t>
       </w:r>
       <w:r>
-        <w:t>seat selection page which is a good feature but I don’t think ill do this since the performances at the college will always take place at the same time but I will need to allow the user to select the date since the performances happen on different days</w:t>
+        <w:t xml:space="preserve">seat selection page which is a good feature but I don’t think </w:t>
+      </w:r>
+      <w:proofErr w:type="spellStart"/>
+      <w:r>
+        <w:t>ill</w:t>
+      </w:r>
+      <w:proofErr w:type="spellEnd"/>
+      <w:r>
+        <w:t xml:space="preserve"> do this since the performances at the college will always take place at the same time but I will need to allow the user to select the date since the performances happen on different days</w:t>
       </w:r>
     </w:p>
     <w:p>
@@ -1851,7 +1888,15 @@
         </w:drawing>
       </w:r>
       <w:r>
-        <w:t xml:space="preserve">the website then prompts you to login or continue as a guest which I </w:t>
+        <w:t xml:space="preserve">the website then prompts you to login or </w:t>
+      </w:r>
+      <w:proofErr w:type="gramStart"/>
+      <w:r>
+        <w:t>continue</w:t>
+      </w:r>
+      <w:proofErr w:type="gramEnd"/>
+      <w:r>
+        <w:t xml:space="preserve"> as a guest which I </w:t>
       </w:r>
       <w:r>
         <w:t>might</w:t>
@@ -2063,7 +2108,15 @@
         <w:t>This system has high redundancy due to the need to record all</w:t>
       </w:r>
       <w:r>
-        <w:t xml:space="preserve"> data about each record each time even if its not directly related to the booking such as the </w:t>
+        <w:t xml:space="preserve"> data about each record each time even if </w:t>
+      </w:r>
+      <w:proofErr w:type="spellStart"/>
+      <w:r>
+        <w:t>its</w:t>
+      </w:r>
+      <w:proofErr w:type="spellEnd"/>
+      <w:r>
+        <w:t xml:space="preserve"> not directly related to the booking such as the </w:t>
       </w:r>
       <w:r>
         <w:t>user’s</w:t>
@@ -2738,7 +2791,15 @@
         <w:t xml:space="preserve"> These should be detailed enough </w:t>
       </w:r>
       <w:r>
-        <w:t xml:space="preserve">that another person could make your system and it will look as you envision. </w:t>
+        <w:t xml:space="preserve">that another person could make your </w:t>
+      </w:r>
+      <w:proofErr w:type="gramStart"/>
+      <w:r>
+        <w:t>system</w:t>
+      </w:r>
+      <w:proofErr w:type="gramEnd"/>
+      <w:r>
+        <w:t xml:space="preserve"> and it will look as you envision. </w:t>
       </w:r>
     </w:p>
     <w:p>
@@ -2753,13 +2814,21 @@
     </w:p>
     <w:p>
       <w:r>
-        <w:t>Include all your UML here, this could be</w:t>
+        <w:t xml:space="preserve">Include all your UML here, this could </w:t>
+      </w:r>
+      <w:proofErr w:type="gramStart"/>
+      <w:r>
+        <w:t>be</w:t>
       </w:r>
       <w:r>
         <w:t xml:space="preserve"> </w:t>
       </w:r>
       <w:r>
-        <w:t xml:space="preserve"> an ERD</w:t>
+        <w:t xml:space="preserve"> an</w:t>
+      </w:r>
+      <w:proofErr w:type="gramEnd"/>
+      <w:r>
+        <w:t xml:space="preserve"> ERD</w:t>
       </w:r>
       <w:r>
         <w:t xml:space="preserve">, </w:t>
@@ -3065,11 +3134,32 @@
     </w:p>
     <w:p/>
     <w:p>
-      <w:r>
-        <w:t xml:space="preserve">Im trying to design the button layout for the theatre </w:t>
-      </w:r>
-      <w:r>
-        <w:t xml:space="preserve">and the seat icons aren’t aligning directly on the buttons which are layed out as intended. I think I will crop the images very precisely on the left hand side so that when they are placed in the button </w:t>
+      <w:proofErr w:type="spellStart"/>
+      <w:r>
+        <w:t>Im</w:t>
+      </w:r>
+      <w:proofErr w:type="spellEnd"/>
+      <w:r>
+        <w:t xml:space="preserve"> trying to design the button layout for the theatre </w:t>
+      </w:r>
+      <w:r>
+        <w:t xml:space="preserve">and the seat icons aren’t aligning directly on the buttons which are </w:t>
+      </w:r>
+      <w:proofErr w:type="spellStart"/>
+      <w:r>
+        <w:t>layed</w:t>
+      </w:r>
+      <w:proofErr w:type="spellEnd"/>
+      <w:r>
+        <w:t xml:space="preserve"> out as intended. I think I will crop the images very precisely on the </w:t>
+      </w:r>
+      <w:proofErr w:type="gramStart"/>
+      <w:r>
+        <w:t>left hand</w:t>
+      </w:r>
+      <w:proofErr w:type="gramEnd"/>
+      <w:r>
+        <w:t xml:space="preserve"> side so that when they are placed in the button </w:t>
       </w:r>
       <w:r>
         <w:t>from the left it begins with the actual visible part of the icon.</w:t>
@@ -3182,8 +3272,13 @@
       <w:r>
         <w:t xml:space="preserve"> </w:t>
       </w:r>
-      <w:r>
-        <w:t xml:space="preserve">cropped the image very tightly but that didn’t help so I will try to align the image to the left and see if that </w:t>
+      <w:proofErr w:type="gramStart"/>
+      <w:r>
+        <w:t>cropped</w:t>
+      </w:r>
+      <w:proofErr w:type="gramEnd"/>
+      <w:r>
+        <w:t xml:space="preserve"> the image very tightly but that didn’t help so I will try to align the image to the left and see if that </w:t>
       </w:r>
       <w:r>
         <w:t>helps</w:t>
@@ -3285,10 +3380,26 @@
         <w:pStyle w:val="NoSpacing"/>
       </w:pPr>
       <w:r>
-        <w:t>I managed to get the bottom row to work as imtented with the seats aligning in the center</w:t>
-      </w:r>
-      <w:r>
-        <w:t>, now I will remove all the colouring and apply the same padding-0 to the rest of the buttons</w:t>
+        <w:t xml:space="preserve">I managed to get the bottom row to work as </w:t>
+      </w:r>
+      <w:proofErr w:type="spellStart"/>
+      <w:r>
+        <w:t>imtented</w:t>
+      </w:r>
+      <w:proofErr w:type="spellEnd"/>
+      <w:r>
+        <w:t xml:space="preserve"> with the seats aligning in the center</w:t>
+      </w:r>
+      <w:r>
+        <w:t xml:space="preserve">, now I will remove all the </w:t>
+      </w:r>
+      <w:proofErr w:type="spellStart"/>
+      <w:r>
+        <w:t>colouring</w:t>
+      </w:r>
+      <w:proofErr w:type="spellEnd"/>
+      <w:r>
+        <w:t xml:space="preserve"> and apply the same padding-0 to the rest of the buttons</w:t>
       </w:r>
     </w:p>
     <w:p>
@@ -3390,11 +3501,24 @@
         <w:pStyle w:val="NoSpacing"/>
       </w:pPr>
       <w:r>
-        <w:t>I asked chat gpt the prompt ‘how can I hash a password for a login system?’</w:t>
-      </w:r>
-      <w:r>
-        <w:t xml:space="preserve"> and it returned to me with a python library called bcrypt</w:t>
-      </w:r>
+        <w:t xml:space="preserve">I asked chat </w:t>
+      </w:r>
+      <w:proofErr w:type="spellStart"/>
+      <w:r>
+        <w:t>gpt</w:t>
+      </w:r>
+      <w:proofErr w:type="spellEnd"/>
+      <w:r>
+        <w:t xml:space="preserve"> the prompt ‘how can I hash a password for a login system?’</w:t>
+      </w:r>
+      <w:r>
+        <w:t xml:space="preserve"> and it returned to me with a python library called </w:t>
+      </w:r>
+      <w:proofErr w:type="spellStart"/>
+      <w:r>
+        <w:t>bcrypt</w:t>
+      </w:r>
+      <w:proofErr w:type="spellEnd"/>
       <w:r>
         <w:t xml:space="preserve"> which applies a salt to the password and then hashes it where the hash then becomes </w:t>
       </w:r>
@@ -3417,18 +3541,63 @@
       <w:pPr>
         <w:pStyle w:val="NoSpacing"/>
       </w:pPr>
-      <w:r>
-        <w:t xml:space="preserve">However upon trying to set up bcrypt I ran into several compatibility issues with the packages to I decided to look again for another hashing library and I found a built in python hashing library called </w:t>
-      </w:r>
-      <w:r>
-        <w:t>hashlib.</w:t>
-      </w:r>
-    </w:p>
-    <w:p>
-      <w:pPr>
-        <w:pStyle w:val="NoSpacing"/>
-      </w:pPr>
-      <w:r>
+      <w:proofErr w:type="gramStart"/>
+      <w:r>
+        <w:t>However</w:t>
+      </w:r>
+      <w:proofErr w:type="gramEnd"/>
+      <w:r>
+        <w:t xml:space="preserve"> upon trying to set up </w:t>
+      </w:r>
+      <w:proofErr w:type="spellStart"/>
+      <w:r>
+        <w:t>bcrypt</w:t>
+      </w:r>
+      <w:proofErr w:type="spellEnd"/>
+      <w:r>
+        <w:t xml:space="preserve"> I ran into several compatibility issues with the packages </w:t>
+      </w:r>
+      <w:proofErr w:type="gramStart"/>
+      <w:r>
+        <w:t>to</w:t>
+      </w:r>
+      <w:proofErr w:type="gramEnd"/>
+      <w:r>
+        <w:t xml:space="preserve"> I decided to look again for another hashing </w:t>
+      </w:r>
+      <w:proofErr w:type="gramStart"/>
+      <w:r>
+        <w:t>library</w:t>
+      </w:r>
+      <w:proofErr w:type="gramEnd"/>
+      <w:r>
+        <w:t xml:space="preserve"> and I found a </w:t>
+      </w:r>
+      <w:proofErr w:type="gramStart"/>
+      <w:r>
+        <w:t>built in</w:t>
+      </w:r>
+      <w:proofErr w:type="gramEnd"/>
+      <w:r>
+        <w:t xml:space="preserve"> python hashing library called </w:t>
+      </w:r>
+      <w:proofErr w:type="spellStart"/>
+      <w:r>
+        <w:t>hashlib</w:t>
+      </w:r>
+      <w:proofErr w:type="spellEnd"/>
+      <w:r>
+        <w:t>.</w:t>
+      </w:r>
+    </w:p>
+    <w:p>
+      <w:pPr>
+        <w:pStyle w:val="NoSpacing"/>
+      </w:pPr>
+      <w:r>
+        <w:rPr>
+          <w:noProof/>
+        </w:rPr>
         <w:drawing>
           <wp:inline distT="0" distB="0" distL="0" distR="0" wp14:anchorId="0020B74C" wp14:editId="28856E0F">
             <wp:extent cx="5731510" cy="2956560"/>
@@ -3477,10 +3646,20 @@
         <w:t>password hashing function pbkdf2_hmac</w:t>
       </w:r>
       <w:r>
-        <w:t xml:space="preserve"> and all its parameters and suggestions such as using os.</w:t>
-      </w:r>
-      <w:r>
-        <w:t>urandom to generate a random string of bytes to be used as the salt</w:t>
+        <w:t xml:space="preserve"> and all its parameters and suggestions such as using </w:t>
+      </w:r>
+      <w:proofErr w:type="spellStart"/>
+      <w:proofErr w:type="gramStart"/>
+      <w:r>
+        <w:t>os.</w:t>
+      </w:r>
+      <w:r>
+        <w:t>urandom</w:t>
+      </w:r>
+      <w:proofErr w:type="spellEnd"/>
+      <w:proofErr w:type="gramEnd"/>
+      <w:r>
+        <w:t xml:space="preserve"> to generate a random string of bytes to be used as the salt</w:t>
       </w:r>
     </w:p>
     <w:p>
@@ -4104,7 +4283,15 @@
         </w:numPr>
       </w:pPr>
       <w:r>
-        <w:t>Compared the system you have made with those you researched for your desk based research</w:t>
+        <w:t xml:space="preserve">Compared the system you have made with those you researched for your </w:t>
+      </w:r>
+      <w:proofErr w:type="gramStart"/>
+      <w:r>
+        <w:t>desk based</w:t>
+      </w:r>
+      <w:proofErr w:type="gramEnd"/>
+      <w:r>
+        <w:t xml:space="preserve"> research</w:t>
       </w:r>
       <w:r>
         <w:t>.</w:t>
@@ -5773,6 +5960,26 @@
 </file>
 
 <file path=customXml/item3.xml><?xml version="1.0" encoding="utf-8"?>
+<?mso-contentType ?>
+<FormTemplates xmlns="http://schemas.microsoft.com/sharepoint/v3/contenttype/forms">
+  <Display>DocumentLibraryForm</Display>
+  <Edit>DocumentLibraryForm</Edit>
+  <New>DocumentLibraryForm</New>
+</FormTemplates>
+</file>
+
+<file path=customXml/item4.xml><?xml version="1.0" encoding="utf-8"?>
+<p:properties xmlns:p="http://schemas.microsoft.com/office/2006/metadata/properties" xmlns:xsi="http://www.w3.org/2001/XMLSchema-instance" xmlns:pc="http://schemas.microsoft.com/office/infopath/2007/PartnerControls">
+  <documentManagement>
+    <TaxCatchAll xmlns="10d644ba-cf16-43e8-a31a-a6f565d9c224" xsi:nil="true"/>
+    <lcf76f155ced4ddcb4097134ff3c332f xmlns="9f27979c-cb1a-4f8c-bada-64f9d3ac4d94">
+      <Terms xmlns="http://schemas.microsoft.com/office/infopath/2007/PartnerControls"/>
+    </lcf76f155ced4ddcb4097134ff3c332f>
+  </documentManagement>
+</p:properties>
+</file>
+
+<file path=customXml/item5.xml><?xml version="1.0" encoding="utf-8"?>
 <ct:contentTypeSchema xmlns:ct="http://schemas.microsoft.com/office/2006/metadata/contentType" xmlns:ma="http://schemas.microsoft.com/office/2006/metadata/properties/metaAttributes" ct:_="" ma:_="" ma:contentTypeName="Document" ma:contentTypeID="0x010100B31D159F86750749BAD869CB65D39E6C" ma:contentTypeVersion="18" ma:contentTypeDescription="Create a new document." ma:contentTypeScope="" ma:versionID="5875106e85ea39da84f0ce8eea51069e">
   <xsd:schema xmlns:xsd="http://www.w3.org/2001/XMLSchema" xmlns:xs="http://www.w3.org/2001/XMLSchema" xmlns:p="http://schemas.microsoft.com/office/2006/metadata/properties" xmlns:ns2="9f27979c-cb1a-4f8c-bada-64f9d3ac4d94" xmlns:ns3="10d644ba-cf16-43e8-a31a-a6f565d9c224" targetNamespace="http://schemas.microsoft.com/office/2006/metadata/properties" ma:root="true" ma:fieldsID="1e2bf1858abb715b81b46f96cb448a94" ns2:_="" ns3:_="">
     <xsd:import namespace="9f27979c-cb1a-4f8c-bada-64f9d3ac4d94"/>
@@ -6027,26 +6234,6 @@
 </ct:contentTypeSchema>
 </file>
 
-<file path=customXml/item4.xml><?xml version="1.0" encoding="utf-8"?>
-<p:properties xmlns:p="http://schemas.microsoft.com/office/2006/metadata/properties" xmlns:xsi="http://www.w3.org/2001/XMLSchema-instance" xmlns:pc="http://schemas.microsoft.com/office/infopath/2007/PartnerControls">
-  <documentManagement>
-    <TaxCatchAll xmlns="10d644ba-cf16-43e8-a31a-a6f565d9c224" xsi:nil="true"/>
-    <lcf76f155ced4ddcb4097134ff3c332f xmlns="9f27979c-cb1a-4f8c-bada-64f9d3ac4d94">
-      <Terms xmlns="http://schemas.microsoft.com/office/infopath/2007/PartnerControls"/>
-    </lcf76f155ced4ddcb4097134ff3c332f>
-  </documentManagement>
-</p:properties>
-</file>
-
-<file path=customXml/item5.xml><?xml version="1.0" encoding="utf-8"?>
-<?mso-contentType ?>
-<FormTemplates xmlns="http://schemas.microsoft.com/sharepoint/v3/contenttype/forms">
-  <Display>DocumentLibraryForm</Display>
-  <Edit>DocumentLibraryForm</Edit>
-  <New>DocumentLibraryForm</New>
-</FormTemplates>
-</file>
-
 <file path=customXml/itemProps1.xml><?xml version="1.0" encoding="utf-8"?>
 <ds:datastoreItem xmlns:ds="http://schemas.openxmlformats.org/officeDocument/2006/customXml" ds:itemID="{55AF091B-3C7A-41E3-B477-F2FDAA23CFDA}">
   <ds:schemaRefs>
@@ -6064,6 +6251,25 @@
 </file>
 
 <file path=customXml/itemProps3.xml><?xml version="1.0" encoding="utf-8"?>
+<ds:datastoreItem xmlns:ds="http://schemas.openxmlformats.org/officeDocument/2006/customXml" ds:itemID="{C696176E-F620-41C5-9561-9A23D6610C91}">
+  <ds:schemaRefs>
+    <ds:schemaRef ds:uri="http://schemas.microsoft.com/sharepoint/v3/contenttype/forms"/>
+  </ds:schemaRefs>
+</ds:datastoreItem>
+</file>
+
+<file path=customXml/itemProps4.xml><?xml version="1.0" encoding="utf-8"?>
+<ds:datastoreItem xmlns:ds="http://schemas.openxmlformats.org/officeDocument/2006/customXml" ds:itemID="{AE2997B2-E581-4E45-91DC-C3D67DC89CB7}">
+  <ds:schemaRefs>
+    <ds:schemaRef ds:uri="http://schemas.microsoft.com/office/2006/metadata/properties"/>
+    <ds:schemaRef ds:uri="http://schemas.microsoft.com/office/infopath/2007/PartnerControls"/>
+    <ds:schemaRef ds:uri="10d644ba-cf16-43e8-a31a-a6f565d9c224"/>
+    <ds:schemaRef ds:uri="9f27979c-cb1a-4f8c-bada-64f9d3ac4d94"/>
+  </ds:schemaRefs>
+</ds:datastoreItem>
+</file>
+
+<file path=customXml/itemProps5.xml><?xml version="1.0" encoding="utf-8"?>
 <ds:datastoreItem xmlns:ds="http://schemas.openxmlformats.org/officeDocument/2006/customXml" ds:itemID="{FE9CC5A2-3041-4A1A-81A1-13C6C3808D74}">
   <ds:schemaRefs>
     <ds:schemaRef ds:uri="http://schemas.microsoft.com/office/2006/metadata/contentType"/>
@@ -6080,23 +6286,4 @@
     <ds:schemaRef ds:uri="http://schemas.microsoft.com/internal/obd"/>
   </ds:schemaRefs>
 </ds:datastoreItem>
-</file>
-
-<file path=customXml/itemProps4.xml><?xml version="1.0" encoding="utf-8"?>
-<ds:datastoreItem xmlns:ds="http://schemas.openxmlformats.org/officeDocument/2006/customXml" ds:itemID="{AE2997B2-E581-4E45-91DC-C3D67DC89CB7}">
-  <ds:schemaRefs>
-    <ds:schemaRef ds:uri="http://schemas.microsoft.com/office/2006/metadata/properties"/>
-    <ds:schemaRef ds:uri="http://schemas.microsoft.com/office/infopath/2007/PartnerControls"/>
-    <ds:schemaRef ds:uri="10d644ba-cf16-43e8-a31a-a6f565d9c224"/>
-    <ds:schemaRef ds:uri="9f27979c-cb1a-4f8c-bada-64f9d3ac4d94"/>
-  </ds:schemaRefs>
-</ds:datastoreItem>
-</file>
-
-<file path=customXml/itemProps5.xml><?xml version="1.0" encoding="utf-8"?>
-<ds:datastoreItem xmlns:ds="http://schemas.openxmlformats.org/officeDocument/2006/customXml" ds:itemID="{C696176E-F620-41C5-9561-9A23D6610C91}">
-  <ds:schemaRefs>
-    <ds:schemaRef ds:uri="http://schemas.microsoft.com/sharepoint/v3/contenttype/forms"/>
-  </ds:schemaRefs>
-</ds:datastoreItem>
 </file>